--- a/teacherfactory/template_fixed.docx
+++ b/teacherfactory/template_fixed.docx
@@ -798,7 +798,7 @@
           </w:tcPr>
           <w:p>
             <w:r>
-              <w:t>{%for step in lesson_structure %}{{ step.number }}</w:t>
+              <w:t>{%tr for step in lesson_structure %}{{ step.number }}</w:t>
             </w:r>
           </w:p>
         </w:tc>
@@ -858,7 +858,7 @@
           </w:tcPr>
           <w:p>
             <w:r>
-              <w:t>{{ step.result }}{%endfor %}</w:t>
+              <w:t>{{ step.result }}{%tr endfor %}</w:t>
             </w:r>
           </w:p>
         </w:tc>

--- a/teacherfactory/template_fixed.docx
+++ b/teacherfactory/template_fixed.docx
@@ -858,9 +858,57 @@
           </w:tcPr>
           <w:p>
             <w:r>
-              <w:t>{{ step.result }}{%tr endfor %}</w:t>
+              <w:t>{{ step.result }}</w:t>
             </w:r>
           </w:p>
+        </w:tc>
+      </w:tr>
+      <w:tr>
+        <w:tc>
+          <w:tcPr>
+            <w:tcW w:type="dxa" w:w="1234"/>
+          </w:tcPr>
+          <w:p>
+            <w:r>
+              <w:t>{%tr endfor %}</w:t>
+            </w:r>
+          </w:p>
+        </w:tc>
+        <w:tc>
+          <w:tcPr>
+            <w:tcW w:type="dxa" w:w="1234"/>
+          </w:tcPr>
+          <w:p/>
+        </w:tc>
+        <w:tc>
+          <w:tcPr>
+            <w:tcW w:type="dxa" w:w="1234"/>
+          </w:tcPr>
+          <w:p/>
+        </w:tc>
+        <w:tc>
+          <w:tcPr>
+            <w:tcW w:type="dxa" w:w="1234"/>
+          </w:tcPr>
+          <w:p/>
+        </w:tc>
+        <w:tc>
+          <w:tcPr>
+            <w:tcW w:type="dxa" w:w="1234"/>
+          </w:tcPr>
+          <w:p/>
+        </w:tc>
+        <w:tc>
+          <w:tcPr>
+            <w:tcW w:type="dxa" w:w="1234"/>
+          </w:tcPr>
+          <w:p/>
+        </w:tc>
+        <w:tc>
+          <w:tcPr>
+            <w:tcW w:type="dxa" w:w="1234"/>
+          </w:tcPr>
+          <w:p/>
         </w:tc>
       </w:tr>
     </w:tbl>

--- a/teacherfactory/template_fixed.docx
+++ b/teacherfactory/template_fixed.docx
@@ -798,7 +798,7 @@
           </w:tcPr>
           <w:p>
             <w:r>
-              <w:t>{%tr for step in lesson_structure %}{{ step.number }}</w:t>
+              <w:t>{% for step in lesson_structure %}{{ step.number }}</w:t>
             </w:r>
           </w:p>
         </w:tc>
@@ -870,7 +870,7 @@
           </w:tcPr>
           <w:p>
             <w:r>
-              <w:t>{%tr endfor %}</w:t>
+              <w:t>{% endfor %}</w:t>
             </w:r>
           </w:p>
         </w:tc>
